--- a/worlds/marva-lydell/world-files/files/DB_Radiology_Report.docx
+++ b/worlds/marva-lydell/world-files/files/DB_Radiology_Report.docx
@@ -108,7 +108,7 @@
           <w:bCs w:val="1"/>
           <w:rtl w:val="0"/>
         </w:rPr>
-        <w:t xml:space="preserve">[MODALITY] — [BODY PART]</w:t>
+        <w:t xml:space="preserve">[MODALITY] - [BODY PART]</w:t>
       </w:r>
       <w:r>
         <w:rPr>
@@ -414,7 +414,7 @@
           <w:szCs w:val="20"/>
           <w:rtl w:val="0"/>
         </w:rPr>
-        <w:t xml:space="preserve">[Finding 3 — pertinent negatives]</w:t>
+        <w:t xml:space="preserve">[Finding 3 - pertinent negatives]</w:t>
       </w:r>
     </w:p>
     <w:p>
@@ -519,7 +519,7 @@
           <w:szCs w:val="20"/>
           <w:rtl w:val="0"/>
         </w:rPr>
-        <w:t xml:space="preserve">1. [Primary finding — answering the clinical question]</w:t>
+        <w:t xml:space="preserve">1. [Primary finding - answering the clinical question]</w:t>
       </w:r>
     </w:p>
     <w:p>
@@ -557,7 +557,7 @@
           <w:szCs w:val="20"/>
           <w:rtl w:val="0"/>
         </w:rPr>
-        <w:t xml:space="preserve">[Recommendation if applicable — e.g., 'Recommend CT for further evaluation']</w:t>
+        <w:t xml:space="preserve">[Recommendation if applicable - e.g., 'Recommend CT for further evaluation']</w:t>
       </w:r>
     </w:p>
     <w:p>
